--- a/public/chandrashekhar_kawadimatti.docx
+++ b/public/chandrashekhar_kawadimatti.docx
@@ -97,12 +97,6 @@
         </w:rPr>
         <w:t xml:space="preserve"> </w:t>
       </w:r>
-    </w:p>
-    <w:p>
-      <w:pPr>
-        <w:spacing w:after="117" w:line="259" w:lineRule="auto"/>
-        <w:ind w:left="0" w:firstLine="0"/>
-      </w:pPr>
       <w:r>
         <w:rPr>
           <w:sz w:val="16"/>
@@ -262,8 +256,6 @@
               <w:ind w:left="0" w:right="1605" w:firstLine="0"/>
               <w:jc w:val="both"/>
               <w:rPr>
-                <w:b/>
-                <w:bCs/>
                 <w:i/>
                 <w:sz w:val="20"/>
               </w:rPr>
@@ -275,7 +267,34 @@
                 <w:i/>
                 <w:sz w:val="20"/>
               </w:rPr>
-              <w:t>Tungal PU College</w:t>
+              <w:t>Expert</w:t>
+            </w:r>
+            <w:r>
+              <w:rPr>
+                <w:b/>
+                <w:bCs/>
+                <w:i/>
+                <w:sz w:val="20"/>
+              </w:rPr>
+              <w:t xml:space="preserve"> PU</w:t>
+            </w:r>
+            <w:r>
+              <w:rPr>
+                <w:b/>
+                <w:bCs/>
+                <w:i/>
+                <w:sz w:val="20"/>
+              </w:rPr>
+              <w:t xml:space="preserve"> Science</w:t>
+            </w:r>
+            <w:r>
+              <w:rPr>
+                <w:b/>
+                <w:bCs/>
+                <w:i/>
+                <w:sz w:val="20"/>
+              </w:rPr>
+              <w:t xml:space="preserve"> College</w:t>
             </w:r>
             <w:r>
               <w:rPr>
@@ -292,16 +311,7 @@
                 <w:i/>
                 <w:sz w:val="20"/>
               </w:rPr>
-              <w:t>vijayapu</w:t>
-            </w:r>
-            <w:r>
-              <w:rPr>
-                <w:b/>
-                <w:bCs/>
-                <w:i/>
-                <w:sz w:val="20"/>
-              </w:rPr>
-              <w:t>r</w:t>
+              <w:t>Nagarabetta</w:t>
             </w:r>
             <w:proofErr w:type="spellEnd"/>
           </w:p>
@@ -344,7 +354,16 @@
                 <w:i/>
                 <w:sz w:val="20"/>
               </w:rPr>
-              <w:t>92.4</w:t>
+              <w:t>92.</w:t>
+            </w:r>
+            <w:r>
+              <w:rPr>
+                <w:b/>
+                <w:bCs/>
+                <w:i/>
+                <w:sz w:val="20"/>
+              </w:rPr>
+              <w:t>6</w:t>
             </w:r>
             <w:r>
               <w:rPr>
@@ -478,7 +497,25 @@
                 <w:i/>
                 <w:sz w:val="20"/>
               </w:rPr>
-              <w:t>95.8%</w:t>
+              <w:t>95.</w:t>
+            </w:r>
+            <w:r>
+              <w:rPr>
+                <w:b/>
+                <w:bCs/>
+                <w:i/>
+                <w:sz w:val="20"/>
+              </w:rPr>
+              <w:t>6</w:t>
+            </w:r>
+            <w:r>
+              <w:rPr>
+                <w:b/>
+                <w:bCs/>
+                <w:i/>
+                <w:sz w:val="20"/>
+              </w:rPr>
+              <w:t>%</w:t>
             </w:r>
           </w:p>
         </w:tc>
@@ -620,21 +657,6 @@
     </w:p>
     <w:p>
       <w:pPr>
-        <w:spacing w:after="157" w:line="259" w:lineRule="auto"/>
-        <w:ind w:left="0" w:firstLine="0"/>
-      </w:pPr>
-      <w:hyperlink r:id="rId9">
-        <w:r>
-          <w:rPr>
-            <w:color w:val="0000FF"/>
-            <w:sz w:val="10"/>
-          </w:rPr>
-          <w:t xml:space="preserve"> </w:t>
-        </w:r>
-      </w:hyperlink>
-    </w:p>
-    <w:p>
-      <w:pPr>
         <w:numPr>
           <w:ilvl w:val="0"/>
           <w:numId w:val="9"/>
@@ -712,12 +734,6 @@
         </w:rPr>
         <w:t>Troubleshooter</w:t>
       </w:r>
-    </w:p>
-    <w:p>
-      <w:pPr>
-        <w:spacing w:after="83" w:line="259" w:lineRule="auto"/>
-        <w:ind w:left="720" w:firstLine="0"/>
-      </w:pPr>
       <w:r>
         <w:rPr>
           <w:sz w:val="20"/>
@@ -843,7 +859,18 @@
         <w:t xml:space="preserve"> </w:t>
       </w:r>
       <w:r>
-        <w:t>3 years student in Atal Tinkering Lab</w:t>
+        <w:t xml:space="preserve">3 </w:t>
+      </w:r>
+      <w:proofErr w:type="spellStart"/>
+      <w:r>
+        <w:t xml:space="preserve">years </w:t>
+      </w:r>
+      <w:r>
+        <w:t>experience</w:t>
+      </w:r>
+      <w:proofErr w:type="spellEnd"/>
+      <w:r>
+        <w:t xml:space="preserve"> in Atal Tinkering Lab</w:t>
       </w:r>
     </w:p>
     <w:p>
@@ -870,6 +897,24 @@
       <w:proofErr w:type="spellEnd"/>
       <w:r>
         <w:t xml:space="preserve"> and hackathons</w:t>
+      </w:r>
+    </w:p>
+    <w:p>
+      <w:pPr>
+        <w:numPr>
+          <w:ilvl w:val="0"/>
+          <w:numId w:val="13"/>
+        </w:numPr>
+        <w:spacing w:after="149" w:line="259" w:lineRule="auto"/>
+      </w:pPr>
+      <w:r>
+        <w:t xml:space="preserve">Prompt to Product Winner </w:t>
+      </w:r>
+      <w:r>
+        <w:t>(Dayananda Sagar University)</w:t>
+      </w:r>
+      <w:r>
+        <w:t>.</w:t>
       </w:r>
     </w:p>
     <w:p>
@@ -975,18 +1020,6 @@
     </w:p>
     <w:p>
       <w:pPr>
-        <w:spacing w:after="102" w:line="259" w:lineRule="auto"/>
-        <w:ind w:left="0" w:firstLine="0"/>
-      </w:pPr>
-      <w:r>
-        <w:rPr>
-          <w:sz w:val="18"/>
-        </w:rPr>
-        <w:t xml:space="preserve"> </w:t>
-      </w:r>
-    </w:p>
-    <w:p>
-      <w:pPr>
         <w:pStyle w:val="Heading1"/>
         <w:numPr>
           <w:ilvl w:val="0"/>
@@ -1163,7 +1196,25 @@
         <w:spacing w:after="116" w:line="259" w:lineRule="auto"/>
       </w:pPr>
       <w:r>
-        <w:t>Always discovering and learning new things</w:t>
+        <w:t>D</w:t>
+      </w:r>
+      <w:r>
+        <w:t>iscovering and learning new things</w:t>
+      </w:r>
+    </w:p>
+    <w:p>
+      <w:pPr>
+        <w:numPr>
+          <w:ilvl w:val="0"/>
+          <w:numId w:val="10"/>
+        </w:numPr>
+        <w:spacing w:after="116" w:line="259" w:lineRule="auto"/>
+      </w:pPr>
+      <w:r>
+        <w:t xml:space="preserve">Love to research and find solution </w:t>
+      </w:r>
+      <w:r>
+        <w:t>for the problems.</w:t>
       </w:r>
     </w:p>
     <w:p>
@@ -1180,19 +1231,43 @@
           <w:b/>
           <w:bCs/>
         </w:rPr>
-        <w:t>WEAKNESSES</w:t>
+        <w:t>HOBBIES / INTERESTS</w:t>
       </w:r>
     </w:p>
     <w:p>
       <w:pPr>
         <w:numPr>
           <w:ilvl w:val="0"/>
-          <w:numId w:val="11"/>
+          <w:numId w:val="12"/>
         </w:numPr>
         <w:spacing w:after="116" w:line="259" w:lineRule="auto"/>
       </w:pPr>
       <w:r>
-        <w:t>Overthinking</w:t>
+        <w:t>Cricket</w:t>
+      </w:r>
+    </w:p>
+    <w:p>
+      <w:pPr>
+        <w:numPr>
+          <w:ilvl w:val="0"/>
+          <w:numId w:val="12"/>
+        </w:numPr>
+        <w:spacing w:after="116" w:line="259" w:lineRule="auto"/>
+      </w:pPr>
+      <w:r>
+        <w:t>Music</w:t>
+      </w:r>
+    </w:p>
+    <w:p>
+      <w:pPr>
+        <w:numPr>
+          <w:ilvl w:val="0"/>
+          <w:numId w:val="12"/>
+        </w:numPr>
+        <w:spacing w:after="116" w:line="259" w:lineRule="auto"/>
+      </w:pPr>
+      <w:r>
+        <w:t>Bug Bounty</w:t>
       </w:r>
     </w:p>
     <w:p>
@@ -1209,7 +1284,14 @@
           <w:b/>
           <w:bCs/>
         </w:rPr>
-        <w:t>HOBBIES / INTERESTS</w:t>
+        <w:t>PROJECTS</w:t>
+      </w:r>
+      <w:r>
+        <w:rPr>
+          <w:b/>
+          <w:bCs/>
+        </w:rPr>
+        <w:t>/WORK</w:t>
       </w:r>
     </w:p>
     <w:p>
@@ -1220,12 +1302,25 @@
         </w:numPr>
         <w:spacing w:after="116" w:line="259" w:lineRule="auto"/>
       </w:pPr>
-      <w:r>
-        <w:t>Cricket</w:t>
-      </w:r>
-      <w:r>
-        <w:t>c</w:t>
-      </w:r>
+      <w:proofErr w:type="spellStart"/>
+      <w:r>
+        <w:t>LifeConnect</w:t>
+      </w:r>
+      <w:proofErr w:type="spellEnd"/>
+      <w:r>
+        <w:t xml:space="preserve"> -</w:t>
+      </w:r>
+      <w:r>
+        <w:t xml:space="preserve">   </w:t>
+      </w:r>
+      <w:hyperlink r:id="rId9" w:history="1">
+        <w:r>
+          <w:rPr>
+            <w:rStyle w:val="Hyperlink"/>
+          </w:rPr>
+          <w:t>https://github.com/chandru00007/Life-connect</w:t>
+        </w:r>
+      </w:hyperlink>
     </w:p>
     <w:p>
       <w:pPr>
@@ -1235,9 +1330,25 @@
         </w:numPr>
         <w:spacing w:after="116" w:line="259" w:lineRule="auto"/>
       </w:pPr>
-      <w:r>
-        <w:t>Music</w:t>
-      </w:r>
+      <w:proofErr w:type="spellStart"/>
+      <w:r>
+        <w:t>DocQue</w:t>
+      </w:r>
+      <w:proofErr w:type="spellEnd"/>
+      <w:r>
+        <w:t xml:space="preserve"> -</w:t>
+      </w:r>
+      <w:r>
+        <w:t xml:space="preserve">    </w:t>
+      </w:r>
+      <w:hyperlink r:id="rId10" w:history="1">
+        <w:r>
+          <w:rPr>
+            <w:rStyle w:val="Hyperlink"/>
+          </w:rPr>
+          <w:t>https://github.com/chandru00007/doc-queue-bangalore</w:t>
+        </w:r>
+      </w:hyperlink>
     </w:p>
     <w:p>
       <w:pPr>
@@ -1247,13 +1358,33 @@
         </w:numPr>
         <w:spacing w:after="116" w:line="259" w:lineRule="auto"/>
       </w:pPr>
-      <w:r>
-        <w:t>Bug Bounty</w:t>
-      </w:r>
+      <w:proofErr w:type="spellStart"/>
+      <w:r>
+        <w:t>Vyavas</w:t>
+      </w:r>
+      <w:r>
+        <w:t>tha</w:t>
+      </w:r>
+      <w:proofErr w:type="spellEnd"/>
+      <w:r>
+        <w:t xml:space="preserve"> ai -</w:t>
+      </w:r>
+      <w:r>
+        <w:t xml:space="preserve"> </w:t>
+      </w:r>
+      <w:hyperlink r:id="rId11" w:history="1">
+        <w:r>
+          <w:rPr>
+            <w:rStyle w:val="Hyperlink"/>
+          </w:rPr>
+          <w:t>https://vyavasthaai.lovable.app/</w:t>
+        </w:r>
+      </w:hyperlink>
     </w:p>
     <w:p>
       <w:pPr>
         <w:spacing w:after="116" w:line="259" w:lineRule="auto"/>
+        <w:ind w:left="0" w:firstLine="0"/>
         <w:rPr>
           <w:rStyle w:val="Strong"/>
           <w:b w:val="0"/>
@@ -4217,7 +4348,7 @@
   <w:style w:type="paragraph" w:default="1" w:styleId="Normal">
     <w:name w:val="Normal"/>
     <w:qFormat/>
-    <w:rsid w:val="007D1F84"/>
+    <w:rsid w:val="00D86DDA"/>
     <w:pPr>
       <w:spacing w:after="5" w:line="300" w:lineRule="auto"/>
       <w:ind w:left="730" w:hanging="370"/>

--- a/public/chandrashekhar_kawadimatti.docx
+++ b/public/chandrashekhar_kawadimatti.docx
@@ -1211,10 +1211,7 @@
         <w:spacing w:after="116" w:line="259" w:lineRule="auto"/>
       </w:pPr>
       <w:r>
-        <w:t xml:space="preserve">Love to research and find solution </w:t>
-      </w:r>
-      <w:r>
-        <w:t>for the problems.</w:t>
+        <w:t>Research and problem solving techniques</w:t>
       </w:r>
     </w:p>
     <w:p>
@@ -3774,7 +3771,7 @@
         <w:sz w:val="20"/>
       </w:rPr>
     </w:lvl>
-    <w:lvl w:ilvl="1" w:tentative="1">
+    <w:lvl w:ilvl="1">
       <w:start w:val="1"/>
       <w:numFmt w:val="bullet"/>
       <w:lvlText w:val="o"/>
